--- a/1. AGREEMENT/1. General-Purpose Contract/2-7 Mutual-Respect Partnership Plan.docx
+++ b/1. AGREEMENT/1. General-Purpose Contract/2-7 Mutual-Respect Partnership Plan.docx
@@ -849,7 +849,7 @@
           <w:sz w:val="20"/>
           <w:szCs w:val="20"/>
         </w:rPr>
-        <w:t>(1) ライセンサーがライセンシーのプラットフォーム構造上の欠陥、システム的脆弱性、整合性層の不一致を批評・指摘・公開する権利</w:t>
+        <w:t>(1) ライセンサーがライセンシーのプラットフォーム構造上の欠陥、システム的脆弱性、整合性層の不一致を批評・</w:t>
       </w:r>
     </w:p>
     <w:p>
@@ -874,6 +874,31 @@
           <w:sz w:val="20"/>
           <w:szCs w:val="20"/>
         </w:rPr>
+        <w:t>指摘・公開する権利</w:t>
+      </w:r>
+    </w:p>
+    <w:p>
+      <w:pPr>
+        <w:rPr>
+          <w:rFonts w:ascii="ヒラギノ明朝 ProN W3" w:eastAsia="ヒラギノ明朝 ProN W3" w:hAnsi="ヒラギノ明朝 ProN W3"/>
+          <w:sz w:val="20"/>
+          <w:szCs w:val="20"/>
+        </w:rPr>
+      </w:pPr>
+      <w:r>
+        <w:rPr>
+          <w:rFonts w:ascii="ヒラギノ明朝 ProN W3" w:eastAsia="ヒラギノ明朝 ProN W3" w:hAnsi="ヒラギノ明朝 ProN W3" w:hint="eastAsia"/>
+          <w:sz w:val="20"/>
+          <w:szCs w:val="20"/>
+        </w:rPr>
+        <w:t xml:space="preserve">　</w:t>
+      </w:r>
+      <w:r>
+        <w:rPr>
+          <w:rFonts w:ascii="ヒラギノ明朝 ProN W3" w:eastAsia="ヒラギノ明朝 ProN W3" w:hAnsi="ヒラギノ明朝 ProN W3"/>
+          <w:sz w:val="20"/>
+          <w:szCs w:val="20"/>
+        </w:rPr>
         <w:t>(2) ライセンシーは当該指摘を敵対行為として扱わず、改善・技術的対処の一環として受容する義務</w:t>
       </w:r>
     </w:p>
@@ -899,7 +924,32 @@
           <w:sz w:val="20"/>
           <w:szCs w:val="20"/>
         </w:rPr>
-        <w:t>(3) プラットフォームの歴史的運用によって生じた誤検知・誤判定・不整合事象について、ライセンサーによる分析・診断・意見表明を正当な行為として扱う義務</w:t>
+        <w:t>(3) プラットフォームの歴史的運用によって生じた誤検知・誤判定・不整合事象について、ライセンサーによる分析・</w:t>
+      </w:r>
+    </w:p>
+    <w:p>
+      <w:pPr>
+        <w:rPr>
+          <w:rFonts w:ascii="ヒラギノ明朝 ProN W3" w:eastAsia="ヒラギノ明朝 ProN W3" w:hAnsi="ヒラギノ明朝 ProN W3"/>
+          <w:sz w:val="20"/>
+          <w:szCs w:val="20"/>
+        </w:rPr>
+      </w:pPr>
+      <w:r>
+        <w:rPr>
+          <w:rFonts w:ascii="ヒラギノ明朝 ProN W3" w:eastAsia="ヒラギノ明朝 ProN W3" w:hAnsi="ヒラギノ明朝 ProN W3" w:hint="eastAsia"/>
+          <w:sz w:val="20"/>
+          <w:szCs w:val="20"/>
+        </w:rPr>
+        <w:t xml:space="preserve">　</w:t>
+      </w:r>
+      <w:r>
+        <w:rPr>
+          <w:rFonts w:ascii="ヒラギノ明朝 ProN W3" w:eastAsia="ヒラギノ明朝 ProN W3" w:hAnsi="ヒラギノ明朝 ProN W3"/>
+          <w:sz w:val="20"/>
+          <w:szCs w:val="20"/>
+        </w:rPr>
+        <w:t>診断・意見表明を正当な行為として扱う義務</w:t>
       </w:r>
     </w:p>
     <w:p>
